--- a/evidence/2026-10-25/docs/04_CRLM_High_Risk_Protocol_v12.docx
+++ b/evidence/2026-10-25/docs/04_CRLM_High_Risk_Protocol_v12.docx
@@ -4,11 +4,17 @@
   <w:body>
     <w:p>
       <w:pPr>
+        <w:rPr>
+          <w:color w:val="A8470A"/>
+        </w:rPr>
         <w:pStyle w:val="Heading1"/>
         <w:keepNext/>
         <w:widowControl/>
       </w:pPr>
       <w:r>
+        <w:rPr>
+          <w:color w:val="A8470A"/>
+        </w:rPr>
         <w:t xml:space="preserve">UTHealth Houston and Memorial Hermann High Risk Liver Transplant Protocol for Colorectal Liver Metastases V12</w:t>
       </w:r>
     </w:p>
@@ -32,11 +38,17 @@
     </w:p>
     <w:p>
       <w:pPr>
+        <w:rPr>
+          <w:color w:val="A8470A"/>
+        </w:rPr>
         <w:pStyle w:val="Heading2"/>
         <w:keepNext/>
         <w:widowControl/>
       </w:pPr>
       <w:r>
+        <w:rPr>
+          <w:color w:val="A8470A"/>
+        </w:rPr>
         <w:t xml:space="preserve">Policy and allocation status</w:t>
       </w:r>
     </w:p>
@@ -133,11 +145,17 @@
     </w:p>
     <w:p>
       <w:pPr>
+        <w:rPr>
+          <w:color w:val="A8470A"/>
+        </w:rPr>
         <w:pStyle w:val="Heading2"/>
         <w:keepNext/>
         <w:widowControl/>
       </w:pPr>
       <w:r>
+        <w:rPr>
+          <w:color w:val="A8470A"/>
+        </w:rPr>
         <w:t xml:space="preserve">1 Purpose and evidence basis</w:t>
       </w:r>
     </w:p>
@@ -298,21 +316,33 @@
     </w:p>
     <w:p>
       <w:pPr>
+        <w:rPr>
+          <w:color w:val="A8470A"/>
+        </w:rPr>
         <w:pStyle w:val="Heading2"/>
         <w:keepNext/>
         <w:widowControl/>
       </w:pPr>
       <w:r>
+        <w:rPr>
+          <w:color w:val="A8470A"/>
+        </w:rPr>
         <w:t xml:space="preserve">2 Patient selection and workup</w:t>
       </w:r>
     </w:p>
     <w:p>
       <w:pPr>
+        <w:rPr>
+          <w:color w:val="A8470A"/>
+        </w:rPr>
         <w:pStyle w:val="Heading3"/>
         <w:keepNext/>
         <w:widowControl/>
       </w:pPr>
       <w:r>
+        <w:rPr>
+          <w:color w:val="A8470A"/>
+        </w:rPr>
         <w:t xml:space="preserve">2.1 Confirm the primary and original disease</w:t>
       </w:r>
     </w:p>
@@ -485,11 +515,17 @@
     </w:p>
     <w:p>
       <w:pPr>
+        <w:rPr>
+          <w:color w:val="A8470A"/>
+        </w:rPr>
         <w:pStyle w:val="Heading3"/>
         <w:keepNext/>
         <w:widowControl/>
       </w:pPr>
       <w:r>
+        <w:rPr>
+          <w:color w:val="A8470A"/>
+        </w:rPr>
         <w:t xml:space="preserve">2.2 Certify persistent unresectability</w:t>
       </w:r>
     </w:p>
@@ -690,23 +726,35 @@
     </w:p>
     <w:p>
       <w:pPr>
+        <w:rPr>
+          <w:color w:val="A8470A"/>
+        </w:rPr>
         <w:pStyle w:val="Heading3"/>
         <w:keepNext/>
         <w:widowControl/>
       </w:pPr>
       <w:bookmarkStart w:id="1" w:name="CRLM_B1"/>
       <w:r>
+        <w:rPr>
+          <w:color w:val="A8470A"/>
+        </w:rPr>
         <w:t xml:space="preserve">CRLM-B1 — What exactly proves persistent unresectability?</w:t>
       </w:r>
       <w:bookmarkEnd w:id="1"/>
     </w:p>
     <w:p>
       <w:pPr>
+        <w:rPr>
+          <w:color w:val="A8470A"/>
+        </w:rPr>
         <w:pStyle w:val="Heading3"/>
         <w:keepNext/>
         <w:widowControl/>
       </w:pPr>
       <w:r>
+        <w:rPr>
+          <w:color w:val="A8470A"/>
+        </w:rPr>
         <w:t xml:space="preserve">Question and comparison</w:t>
       </w:r>
     </w:p>
@@ -722,11 +770,17 @@
     </w:p>
     <w:p>
       <w:pPr>
+        <w:rPr>
+          <w:color w:val="A8470A"/>
+        </w:rPr>
         <w:pStyle w:val="Heading3"/>
         <w:keepNext/>
         <w:widowControl/>
       </w:pPr>
       <w:r>
+        <w:rPr>
+          <w:color w:val="A8470A"/>
+        </w:rPr>
         <w:t xml:space="preserve">Evidence before choosing a rule</w:t>
       </w:r>
     </w:p>
@@ -1778,11 +1832,17 @@
     </w:tbl>
     <w:p>
       <w:pPr>
+        <w:rPr>
+          <w:color w:val="A8470A"/>
+        </w:rPr>
         <w:pStyle w:val="Heading3"/>
         <w:keepNext/>
         <w:widowControl/>
       </w:pPr>
       <w:r>
+        <w:rPr>
+          <w:color w:val="A8470A"/>
+        </w:rPr>
         <w:t xml:space="preserve">Synthesis and evidence that challenges the proposal</w:t>
       </w:r>
     </w:p>
@@ -2020,11 +2080,17 @@
     </w:p>
     <w:p>
       <w:pPr>
+        <w:rPr>
+          <w:color w:val="A8470A"/>
+        </w:rPr>
         <w:pStyle w:val="Heading3"/>
         <w:keepNext/>
         <w:widowControl/>
       </w:pPr>
       <w:r>
+        <w:rPr>
+          <w:color w:val="A8470A"/>
+        </w:rPr>
         <w:t xml:space="preserve">Where each proposed threshold comes from</w:t>
       </w:r>
     </w:p>
@@ -2044,11 +2110,17 @@
     </w:p>
     <w:p>
       <w:pPr>
+        <w:rPr>
+          <w:color w:val="A8470A"/>
+        </w:rPr>
         <w:pStyle w:val="Heading3"/>
         <w:keepNext/>
         <w:widowControl/>
       </w:pPr>
       <w:r>
+        <w:rPr>
+          <w:color w:val="A8470A"/>
+        </w:rPr>
         <w:t xml:space="preserve">Source wording — read in context</w:t>
       </w:r>
     </w:p>
@@ -2402,11 +2474,17 @@
     </w:p>
     <w:p>
       <w:pPr>
+        <w:rPr>
+          <w:color w:val="A8470A"/>
+        </w:rPr>
         <w:pStyle w:val="Heading3"/>
         <w:keepNext/>
         <w:widowControl/>
       </w:pPr>
       <w:r>
+        <w:rPr>
+          <w:color w:val="A8470A"/>
+        </w:rPr>
         <w:t xml:space="preserve">OPEN recommendation after the evidence review</w:t>
       </w:r>
     </w:p>
@@ -2772,11 +2850,17 @@
     </w:p>
     <w:p>
       <w:pPr>
+        <w:rPr>
+          <w:color w:val="A8470A"/>
+        </w:rPr>
         <w:pStyle w:val="Heading3"/>
         <w:keepNext/>
         <w:widowControl/>
       </w:pPr>
       <w:r>
+        <w:rPr>
+          <w:color w:val="A8470A"/>
+        </w:rPr>
         <w:t xml:space="preserve">Information required before the decision</w:t>
       </w:r>
     </w:p>
@@ -2864,11 +2948,17 @@
     </w:p>
     <w:p>
       <w:pPr>
+        <w:rPr>
+          <w:color w:val="A8470A"/>
+        </w:rPr>
         <w:pStyle w:val="Heading3"/>
         <w:keepNext/>
         <w:widowControl/>
       </w:pPr>
       <w:r>
+        <w:rPr>
+          <w:color w:val="A8470A"/>
+        </w:rPr>
         <w:t xml:space="preserve">2.3 Disappearing lesions and radiographic NED</w:t>
       </w:r>
     </w:p>
@@ -2973,23 +3063,35 @@
     </w:p>
     <w:p>
       <w:pPr>
+        <w:rPr>
+          <w:color w:val="A8470A"/>
+        </w:rPr>
         <w:pStyle w:val="Heading3"/>
         <w:keepNext/>
         <w:widowControl/>
       </w:pPr>
       <w:bookmarkStart w:id="2" w:name="CRLM_B2"/>
       <w:r>
+        <w:rPr>
+          <w:color w:val="A8470A"/>
+        </w:rPr>
         <w:t xml:space="preserve">CRLM-B2 — How do we handle PET-negative/disappearing lesions or radiographic NED?</w:t>
       </w:r>
       <w:bookmarkEnd w:id="2"/>
     </w:p>
     <w:p>
       <w:pPr>
+        <w:rPr>
+          <w:color w:val="A8470A"/>
+        </w:rPr>
         <w:pStyle w:val="Heading3"/>
         <w:keepNext/>
         <w:widowControl/>
       </w:pPr>
       <w:r>
+        <w:rPr>
+          <w:color w:val="A8470A"/>
+        </w:rPr>
         <w:t xml:space="preserve">Question and comparison</w:t>
       </w:r>
     </w:p>
@@ -3005,11 +3107,17 @@
     </w:p>
     <w:p>
       <w:pPr>
+        <w:rPr>
+          <w:color w:val="A8470A"/>
+        </w:rPr>
         <w:pStyle w:val="Heading3"/>
         <w:keepNext/>
         <w:widowControl/>
       </w:pPr>
       <w:r>
+        <w:rPr>
+          <w:color w:val="A8470A"/>
+        </w:rPr>
         <w:t xml:space="preserve">Evidence before choosing a rule</w:t>
       </w:r>
     </w:p>
@@ -3899,11 +4007,17 @@
     </w:tbl>
     <w:p>
       <w:pPr>
+        <w:rPr>
+          <w:color w:val="A8470A"/>
+        </w:rPr>
         <w:pStyle w:val="Heading3"/>
         <w:keepNext/>
         <w:widowControl/>
       </w:pPr>
       <w:r>
+        <w:rPr>
+          <w:color w:val="A8470A"/>
+        </w:rPr>
         <w:t xml:space="preserve">Synthesis and evidence that challenges the proposal</w:t>
       </w:r>
     </w:p>
@@ -4109,11 +4223,17 @@
     </w:p>
     <w:p>
       <w:pPr>
+        <w:rPr>
+          <w:color w:val="A8470A"/>
+        </w:rPr>
         <w:pStyle w:val="Heading3"/>
         <w:keepNext/>
         <w:widowControl/>
       </w:pPr>
       <w:r>
+        <w:rPr>
+          <w:color w:val="A8470A"/>
+        </w:rPr>
         <w:t xml:space="preserve">Where each proposed threshold comes from</w:t>
       </w:r>
     </w:p>
@@ -4133,11 +4253,17 @@
     </w:p>
     <w:p>
       <w:pPr>
+        <w:rPr>
+          <w:color w:val="A8470A"/>
+        </w:rPr>
         <w:pStyle w:val="Heading3"/>
         <w:keepNext/>
         <w:widowControl/>
       </w:pPr>
       <w:r>
+        <w:rPr>
+          <w:color w:val="A8470A"/>
+        </w:rPr>
         <w:t xml:space="preserve">Source wording — read in context</w:t>
       </w:r>
     </w:p>
@@ -4359,11 +4485,17 @@
     </w:p>
     <w:p>
       <w:pPr>
+        <w:rPr>
+          <w:color w:val="A8470A"/>
+        </w:rPr>
         <w:pStyle w:val="Heading3"/>
         <w:keepNext/>
         <w:widowControl/>
       </w:pPr>
       <w:r>
+        <w:rPr>
+          <w:color w:val="A8470A"/>
+        </w:rPr>
         <w:t xml:space="preserve">OPEN recommendation after the evidence review</w:t>
       </w:r>
     </w:p>
@@ -4710,11 +4842,17 @@
     </w:p>
     <w:p>
       <w:pPr>
+        <w:rPr>
+          <w:color w:val="A8470A"/>
+        </w:rPr>
         <w:pStyle w:val="Heading3"/>
         <w:keepNext/>
         <w:widowControl/>
       </w:pPr>
       <w:r>
+        <w:rPr>
+          <w:color w:val="A8470A"/>
+        </w:rPr>
         <w:t xml:space="preserve">Information required before the decision</w:t>
       </w:r>
     </w:p>
@@ -4802,11 +4940,17 @@
     </w:p>
     <w:p>
       <w:pPr>
+        <w:rPr>
+          <w:color w:val="A8470A"/>
+        </w:rPr>
         <w:pStyle w:val="Heading2"/>
         <w:keepNext/>
         <w:widowControl/>
       </w:pPr>
       <w:r>
+        <w:rPr>
+          <w:color w:val="A8470A"/>
+        </w:rPr>
         <w:t xml:space="preserve">3 Guidance aligned criteria and proposed expansions</w:t>
       </w:r>
     </w:p>
@@ -5078,23 +5222,35 @@
     </w:p>
     <w:p>
       <w:pPr>
+        <w:rPr>
+          <w:color w:val="A8470A"/>
+        </w:rPr>
         <w:pStyle w:val="Heading3"/>
         <w:keepNext/>
         <w:widowControl/>
       </w:pPr>
       <w:bookmarkStart w:id="3" w:name="CRLM_B3"/>
       <w:r>
+        <w:rPr>
+          <w:color w:val="A8470A"/>
+        </w:rPr>
         <w:t xml:space="preserve">CRLM-B3 — Which molecular or extrahepatic expansions should be studied?</w:t>
       </w:r>
       <w:bookmarkEnd w:id="3"/>
     </w:p>
     <w:p>
       <w:pPr>
+        <w:rPr>
+          <w:color w:val="A8470A"/>
+        </w:rPr>
         <w:pStyle w:val="Heading3"/>
         <w:keepNext/>
         <w:widowControl/>
       </w:pPr>
       <w:r>
+        <w:rPr>
+          <w:color w:val="A8470A"/>
+        </w:rPr>
         <w:t xml:space="preserve">Question and comparison</w:t>
       </w:r>
     </w:p>
@@ -5110,11 +5266,17 @@
     </w:p>
     <w:p>
       <w:pPr>
+        <w:rPr>
+          <w:color w:val="A8470A"/>
+        </w:rPr>
         <w:pStyle w:val="Heading3"/>
         <w:keepNext/>
         <w:widowControl/>
       </w:pPr>
       <w:r>
+        <w:rPr>
+          <w:color w:val="A8470A"/>
+        </w:rPr>
         <w:t xml:space="preserve">Evidence before choosing a rule</w:t>
       </w:r>
     </w:p>
@@ -6652,11 +6814,17 @@
     </w:tbl>
     <w:p>
       <w:pPr>
+        <w:rPr>
+          <w:color w:val="A8470A"/>
+        </w:rPr>
         <w:pStyle w:val="Heading3"/>
         <w:keepNext/>
         <w:widowControl/>
       </w:pPr>
       <w:r>
+        <w:rPr>
+          <w:color w:val="A8470A"/>
+        </w:rPr>
         <w:t xml:space="preserve">Synthesis and evidence that challenges the proposal</w:t>
       </w:r>
     </w:p>
@@ -6990,11 +7158,17 @@
     </w:p>
     <w:p>
       <w:pPr>
+        <w:rPr>
+          <w:color w:val="A8470A"/>
+        </w:rPr>
         <w:pStyle w:val="Heading3"/>
         <w:keepNext/>
         <w:widowControl/>
       </w:pPr>
       <w:r>
+        <w:rPr>
+          <w:color w:val="A8470A"/>
+        </w:rPr>
         <w:t xml:space="preserve">Where each proposed threshold comes from</w:t>
       </w:r>
     </w:p>
@@ -7014,11 +7188,17 @@
     </w:p>
     <w:p>
       <w:pPr>
+        <w:rPr>
+          <w:color w:val="A8470A"/>
+        </w:rPr>
         <w:pStyle w:val="Heading3"/>
         <w:keepNext/>
         <w:widowControl/>
       </w:pPr>
       <w:r>
+        <w:rPr>
+          <w:color w:val="A8470A"/>
+        </w:rPr>
         <w:t xml:space="preserve">Source wording — read in context</w:t>
       </w:r>
     </w:p>
@@ -7372,11 +7552,17 @@
     </w:p>
     <w:p>
       <w:pPr>
+        <w:rPr>
+          <w:color w:val="A8470A"/>
+        </w:rPr>
         <w:pStyle w:val="Heading3"/>
         <w:keepNext/>
         <w:widowControl/>
       </w:pPr>
       <w:r>
+        <w:rPr>
+          <w:color w:val="A8470A"/>
+        </w:rPr>
         <w:t xml:space="preserve">OPEN recommendation after the evidence review</w:t>
       </w:r>
     </w:p>
@@ -7865,11 +8051,17 @@
     </w:p>
     <w:p>
       <w:pPr>
+        <w:rPr>
+          <w:color w:val="A8470A"/>
+        </w:rPr>
         <w:pStyle w:val="Heading3"/>
         <w:keepNext/>
         <w:widowControl/>
       </w:pPr>
       <w:r>
+        <w:rPr>
+          <w:color w:val="A8470A"/>
+        </w:rPr>
         <w:t xml:space="preserve">Information required before the decision</w:t>
       </w:r>
     </w:p>
@@ -7957,11 +8149,17 @@
     </w:p>
     <w:p>
       <w:pPr>
+        <w:rPr>
+          <w:color w:val="A8470A"/>
+        </w:rPr>
         <w:pStyle w:val="Heading2"/>
         <w:keepNext/>
         <w:widowControl/>
       </w:pPr>
       <w:r>
+        <w:rPr>
+          <w:color w:val="A8470A"/>
+        </w:rPr>
         <w:t xml:space="preserve">4 Pretransplant treatment and response assessment</w:t>
       </w:r>
     </w:p>
@@ -8237,11 +8435,17 @@
     </w:p>
     <w:p>
       <w:pPr>
+        <w:rPr>
+          <w:color w:val="A8470A"/>
+        </w:rPr>
         <w:pStyle w:val="Heading2"/>
         <w:keepNext/>
         <w:widowControl/>
       </w:pPr>
       <w:r>
+        <w:rPr>
+          <w:color w:val="A8470A"/>
+        </w:rPr>
         <w:t xml:space="preserve">5 Listing and surgical procedure</w:t>
       </w:r>
     </w:p>
@@ -8555,12 +8759,18 @@
     </w:p>
     <w:p>
       <w:pPr>
+        <w:rPr>
+          <w:color w:val="A8470A"/>
+        </w:rPr>
         <w:pStyle w:val="Heading3"/>
         <w:keepNext/>
         <w:widowControl/>
       </w:pPr>
       <w:bookmarkStart w:id="4" w:name="ALLOC_B1"/>
       <w:r>
+        <w:rPr>
+          <w:color w:val="A8470A"/>
+        </w:rPr>
         <w:t xml:space="preserve">ALLOC-B1 — What are we approving?</w:t>
       </w:r>
       <w:bookmarkEnd w:id="4"/>
@@ -8725,11 +8935,17 @@
     </w:p>
     <w:p>
       <w:pPr>
+        <w:rPr>
+          <w:color w:val="A8470A"/>
+        </w:rPr>
         <w:pStyle w:val="Heading3"/>
         <w:keepNext/>
         <w:widowControl/>
       </w:pPr>
       <w:r>
+        <w:rPr>
+          <w:color w:val="A8470A"/>
+        </w:rPr>
         <w:t xml:space="preserve">OPEN recommendation after the evidence review</w:t>
       </w:r>
     </w:p>
@@ -8962,11 +9178,17 @@
     </w:p>
     <w:p>
       <w:pPr>
+        <w:rPr>
+          <w:color w:val="A8470A"/>
+        </w:rPr>
         <w:pStyle w:val="Heading3"/>
         <w:keepNext/>
         <w:widowControl/>
       </w:pPr>
       <w:r>
+        <w:rPr>
+          <w:color w:val="A8470A"/>
+        </w:rPr>
         <w:t xml:space="preserve">Information required before the decision</w:t>
       </w:r>
     </w:p>
@@ -9054,12 +9276,18 @@
     </w:p>
     <w:p>
       <w:pPr>
+        <w:rPr>
+          <w:color w:val="A8470A"/>
+        </w:rPr>
         <w:pStyle w:val="Heading3"/>
         <w:keepNext/>
         <w:widowControl/>
       </w:pPr>
       <w:bookmarkStart w:id="5" w:name="ALLOC_B2"/>
       <w:r>
+        <w:rPr>
+          <w:color w:val="A8470A"/>
+        </w:rPr>
         <w:t xml:space="preserve">ALLOC-B2 — What is the relevant organ opportunity cost?</w:t>
       </w:r>
       <w:bookmarkEnd w:id="5"/>
@@ -9320,11 +9548,17 @@
     </w:p>
     <w:p>
       <w:pPr>
+        <w:rPr>
+          <w:color w:val="A8470A"/>
+        </w:rPr>
         <w:pStyle w:val="Heading3"/>
         <w:keepNext/>
         <w:widowControl/>
       </w:pPr>
       <w:r>
+        <w:rPr>
+          <w:color w:val="A8470A"/>
+        </w:rPr>
         <w:t xml:space="preserve">OPEN recommendation after the evidence review</w:t>
       </w:r>
     </w:p>
@@ -9653,11 +9887,17 @@
     </w:p>
     <w:p>
       <w:pPr>
+        <w:rPr>
+          <w:color w:val="A8470A"/>
+        </w:rPr>
         <w:pStyle w:val="Heading3"/>
         <w:keepNext/>
         <w:widowControl/>
       </w:pPr>
       <w:r>
+        <w:rPr>
+          <w:color w:val="A8470A"/>
+        </w:rPr>
         <w:t xml:space="preserve">Information required before the decision</w:t>
       </w:r>
     </w:p>
@@ -9745,12 +9985,18 @@
     </w:p>
     <w:p>
       <w:pPr>
+        <w:rPr>
+          <w:color w:val="A8470A"/>
+        </w:rPr>
         <w:pStyle w:val="Heading3"/>
         <w:keepNext/>
         <w:widowControl/>
       </w:pPr>
       <w:bookmarkStart w:id="6" w:name="ALLOC_B3"/>
       <w:r>
+        <w:rPr>
+          <w:color w:val="A8470A"/>
+        </w:rPr>
         <w:t xml:space="preserve">ALLOC-B3 — What must donor consent and follow-up include?</w:t>
       </w:r>
       <w:bookmarkEnd w:id="6"/>
@@ -9957,11 +10203,17 @@
     </w:p>
     <w:p>
       <w:pPr>
+        <w:rPr>
+          <w:color w:val="A8470A"/>
+        </w:rPr>
         <w:pStyle w:val="Heading3"/>
         <w:keepNext/>
         <w:widowControl/>
       </w:pPr>
       <w:r>
+        <w:rPr>
+          <w:color w:val="A8470A"/>
+        </w:rPr>
         <w:t xml:space="preserve">OPEN recommendation after the evidence review</w:t>
       </w:r>
     </w:p>
@@ -10226,11 +10478,17 @@
     </w:p>
     <w:p>
       <w:pPr>
+        <w:rPr>
+          <w:color w:val="A8470A"/>
+        </w:rPr>
         <w:pStyle w:val="Heading3"/>
         <w:keepNext/>
         <w:widowControl/>
       </w:pPr>
       <w:r>
+        <w:rPr>
+          <w:color w:val="A8470A"/>
+        </w:rPr>
         <w:t xml:space="preserve">Information required before the decision</w:t>
       </w:r>
     </w:p>
@@ -10344,11 +10602,17 @@
     </w:p>
     <w:p>
       <w:pPr>
+        <w:rPr>
+          <w:color w:val="A8470A"/>
+        </w:rPr>
         <w:pStyle w:val="Heading2"/>
         <w:keepNext/>
         <w:widowControl/>
       </w:pPr>
       <w:r>
+        <w:rPr>
+          <w:color w:val="A8470A"/>
+        </w:rPr>
         <w:t xml:space="preserve">6 Immunosuppression and adjuvant therapy</w:t>
       </w:r>
     </w:p>
@@ -10476,11 +10740,17 @@
     </w:p>
     <w:p>
       <w:pPr>
+        <w:rPr>
+          <w:color w:val="A8470A"/>
+        </w:rPr>
         <w:pStyle w:val="Heading2"/>
         <w:keepNext/>
         <w:widowControl/>
       </w:pPr>
       <w:r>
+        <w:rPr>
+          <w:color w:val="A8470A"/>
+        </w:rPr>
         <w:t xml:space="preserve">7 Post transplant surveillance</w:t>
       </w:r>
     </w:p>
@@ -10589,11 +10859,17 @@
     </w:p>
     <w:p>
       <w:pPr>
+        <w:rPr>
+          <w:color w:val="A8470A"/>
+        </w:rPr>
         <w:pStyle w:val="Heading2"/>
         <w:keepNext/>
         <w:widowControl/>
       </w:pPr>
       <w:r>
+        <w:rPr>
+          <w:color w:val="A8470A"/>
+        </w:rPr>
         <w:t xml:space="preserve">8 Recurrence management</w:t>
       </w:r>
     </w:p>
@@ -10721,23 +10997,35 @@
     </w:p>
     <w:p>
       <w:pPr>
+        <w:rPr>
+          <w:color w:val="A8470A"/>
+        </w:rPr>
         <w:pStyle w:val="Heading3"/>
         <w:keepNext/>
         <w:widowControl/>
       </w:pPr>
       <w:bookmarkStart w:id="7" w:name="CRLM_B4"/>
       <w:r>
+        <w:rPr>
+          <w:color w:val="A8470A"/>
+        </w:rPr>
         <w:t xml:space="preserve">CRLM-B4 — How much recurrence/graft use is acceptable for the observed survival benefit?</w:t>
       </w:r>
       <w:bookmarkEnd w:id="7"/>
     </w:p>
     <w:p>
       <w:pPr>
+        <w:rPr>
+          <w:color w:val="A8470A"/>
+        </w:rPr>
         <w:pStyle w:val="Heading3"/>
         <w:keepNext/>
         <w:widowControl/>
       </w:pPr>
       <w:r>
+        <w:rPr>
+          <w:color w:val="A8470A"/>
+        </w:rPr>
         <w:t xml:space="preserve">Question and comparison</w:t>
       </w:r>
     </w:p>
@@ -10753,11 +11041,17 @@
     </w:p>
     <w:p>
       <w:pPr>
+        <w:rPr>
+          <w:color w:val="A8470A"/>
+        </w:rPr>
         <w:pStyle w:val="Heading3"/>
         <w:keepNext/>
         <w:widowControl/>
       </w:pPr>
       <w:r>
+        <w:rPr>
+          <w:color w:val="A8470A"/>
+        </w:rPr>
         <w:t xml:space="preserve">Evidence before choosing a rule</w:t>
       </w:r>
     </w:p>
@@ -11971,11 +12265,17 @@
     </w:tbl>
     <w:p>
       <w:pPr>
+        <w:rPr>
+          <w:color w:val="A8470A"/>
+        </w:rPr>
         <w:pStyle w:val="Heading3"/>
         <w:keepNext/>
         <w:widowControl/>
       </w:pPr>
       <w:r>
+        <w:rPr>
+          <w:color w:val="A8470A"/>
+        </w:rPr>
         <w:t xml:space="preserve">Synthesis and evidence that challenges the proposal</w:t>
       </w:r>
     </w:p>
@@ -12245,11 +12545,17 @@
     </w:p>
     <w:p>
       <w:pPr>
+        <w:rPr>
+          <w:color w:val="A8470A"/>
+        </w:rPr>
         <w:pStyle w:val="Heading3"/>
         <w:keepNext/>
         <w:widowControl/>
       </w:pPr>
       <w:r>
+        <w:rPr>
+          <w:color w:val="A8470A"/>
+        </w:rPr>
         <w:t xml:space="preserve">Where each proposed threshold comes from</w:t>
       </w:r>
     </w:p>
@@ -12269,11 +12575,17 @@
     </w:p>
     <w:p>
       <w:pPr>
+        <w:rPr>
+          <w:color w:val="A8470A"/>
+        </w:rPr>
         <w:pStyle w:val="Heading3"/>
         <w:keepNext/>
         <w:widowControl/>
       </w:pPr>
       <w:r>
+        <w:rPr>
+          <w:color w:val="A8470A"/>
+        </w:rPr>
         <w:t xml:space="preserve">Source wording — read in context</w:t>
       </w:r>
     </w:p>
@@ -12495,11 +12807,17 @@
     </w:p>
     <w:p>
       <w:pPr>
+        <w:rPr>
+          <w:color w:val="A8470A"/>
+        </w:rPr>
         <w:pStyle w:val="Heading3"/>
         <w:keepNext/>
         <w:widowControl/>
       </w:pPr>
       <w:r>
+        <w:rPr>
+          <w:color w:val="A8470A"/>
+        </w:rPr>
         <w:t xml:space="preserve">OPEN recommendation after the evidence review</w:t>
       </w:r>
     </w:p>
@@ -12883,11 +13201,17 @@
     </w:p>
     <w:p>
       <w:pPr>
+        <w:rPr>
+          <w:color w:val="A8470A"/>
+        </w:rPr>
         <w:pStyle w:val="Heading3"/>
         <w:keepNext/>
         <w:widowControl/>
       </w:pPr>
       <w:r>
+        <w:rPr>
+          <w:color w:val="A8470A"/>
+        </w:rPr>
         <w:t xml:space="preserve">Information required before the decision</w:t>
       </w:r>
     </w:p>
@@ -12975,11 +13299,17 @@
     </w:p>
     <w:p>
       <w:pPr>
+        <w:rPr>
+          <w:color w:val="A8470A"/>
+        </w:rPr>
         <w:pStyle w:val="Heading2"/>
         <w:keepNext/>
         <w:widowControl/>
       </w:pPr>
       <w:r>
+        <w:rPr>
+          <w:color w:val="A8470A"/>
+        </w:rPr>
         <w:t xml:space="preserve">9 Data collection and outcomes</w:t>
       </w:r>
     </w:p>
@@ -13050,12 +13380,18 @@
     </w:p>
     <w:p>
       <w:pPr>
+        <w:rPr>
+          <w:color w:val="A8470A"/>
+        </w:rPr>
         <w:pStyle w:val="Heading3"/>
         <w:keepNext/>
         <w:widowControl/>
       </w:pPr>
       <w:bookmarkStart w:id="8" w:name="ALLOC_B4"/>
       <w:r>
+        <w:rPr>
+          <w:color w:val="A8470A"/>
+        </w:rPr>
         <w:t xml:space="preserve">ALLOC-B4 — What data are required before expansion?</w:t>
       </w:r>
       <w:bookmarkEnd w:id="8"/>
@@ -13294,11 +13630,17 @@
     </w:p>
     <w:p>
       <w:pPr>
+        <w:rPr>
+          <w:color w:val="A8470A"/>
+        </w:rPr>
         <w:pStyle w:val="Heading3"/>
         <w:keepNext/>
         <w:widowControl/>
       </w:pPr>
       <w:r>
+        <w:rPr>
+          <w:color w:val="A8470A"/>
+        </w:rPr>
         <w:t xml:space="preserve">OPEN recommendation after the evidence review</w:t>
       </w:r>
     </w:p>
@@ -13664,11 +14006,17 @@
     </w:p>
     <w:p>
       <w:pPr>
+        <w:rPr>
+          <w:color w:val="A8470A"/>
+        </w:rPr>
         <w:pStyle w:val="Heading3"/>
         <w:keepNext/>
         <w:widowControl/>
       </w:pPr>
       <w:r>
+        <w:rPr>
+          <w:color w:val="A8470A"/>
+        </w:rPr>
         <w:t xml:space="preserve">Information required before the decision</w:t>
       </w:r>
     </w:p>
@@ -13756,11 +14104,17 @@
     </w:p>
     <w:p>
       <w:pPr>
+        <w:rPr>
+          <w:color w:val="A8470A"/>
+        </w:rPr>
         <w:pStyle w:val="Heading2"/>
         <w:keepNext/>
         <w:widowControl/>
       </w:pPr>
       <w:r>
+        <w:rPr>
+          <w:color w:val="A8470A"/>
+        </w:rPr>
         <w:t xml:space="preserve">10 Correlative studies and unresolved decisions</w:t>
       </w:r>
     </w:p>
@@ -13884,12 +14238,18 @@
     </w:p>
     <w:p>
       <w:pPr>
+        <w:rPr>
+          <w:color w:val="A8470A"/>
+        </w:rPr>
         <w:pStyle w:val="Heading1"/>
         <w:keepNext/>
         <w:widowControl/>
         <w:keepLines/>
       </w:pPr>
       <w:r>
+        <w:rPr>
+          <w:color w:val="A8470A"/>
+        </w:rPr>
         <w:t xml:space="preserve">Revision note</w:t>
       </w:r>
     </w:p>
@@ -13994,11 +14354,17 @@
     </w:p>
     <w:p>
       <w:pPr>
+        <w:rPr>
+          <w:color w:val="A8470A"/>
+        </w:rPr>
         <w:pStyle w:val="Heading1"/>
         <w:widowControl/>
         <w:keepNext/>
       </w:pPr>
       <w:r>
+        <w:rPr>
+          <w:color w:val="A8470A"/>
+        </w:rPr>
         <w:t xml:space="preserve">V12 evidence-integrated treatment and reassessment</w:t>
       </w:r>
     </w:p>
@@ -14014,11 +14380,17 @@
     </w:p>
     <w:p>
       <w:pPr>
+        <w:rPr>
+          <w:color w:val="A8470A"/>
+        </w:rPr>
         <w:pStyle w:val="Heading2"/>
         <w:widowControl/>
         <w:keepNext/>
       </w:pPr>
       <w:r>
+        <w:rPr>
+          <w:color w:val="A8470A"/>
+        </w:rPr>
         <w:t xml:space="preserve">MOUNTAINEER final: HER2-positive CRC</w:t>
       </w:r>
     </w:p>
@@ -14087,11 +14459,17 @@
     </w:p>
     <w:p>
       <w:pPr>
+        <w:rPr>
+          <w:color w:val="A8470A"/>
+        </w:rPr>
         <w:pStyle w:val="Heading2"/>
         <w:widowControl/>
         <w:keepNext/>
       </w:pPr>
       <w:r>
+        <w:rPr>
+          <w:color w:val="A8470A"/>
+        </w:rPr>
         <w:t xml:space="preserve">SUNLIGHT: FTD/TPI plus bevacizumab</w:t>
       </w:r>
     </w:p>
@@ -14160,11 +14538,17 @@
     </w:p>
     <w:p>
       <w:pPr>
+        <w:rPr>
+          <w:color w:val="A8470A"/>
+        </w:rPr>
         <w:pStyle w:val="Heading2"/>
         <w:widowControl/>
         <w:keepNext/>
       </w:pPr>
       <w:r>
+        <w:rPr>
+          <w:color w:val="A8470A"/>
+        </w:rPr>
         <w:t xml:space="preserve">FRESCO-2: fruquintinib</w:t>
       </w:r>
     </w:p>
@@ -14252,11 +14636,17 @@
     </w:p>
     <w:p>
       <w:pPr>
+        <w:rPr>
+          <w:color w:val="A8470A"/>
+        </w:rPr>
         <w:pStyle w:val="Heading1"/>
         <w:widowControl/>
         <w:keepNext/>
       </w:pPr>
       <w:r>
+        <w:rPr>
+          <w:color w:val="A8470A"/>
+        </w:rPr>
         <w:t xml:space="preserve">References</w:t>
       </w:r>
     </w:p>
@@ -15412,11 +15802,17 @@
     </w:p>
     <w:p>
       <w:pPr>
+        <w:rPr>
+          <w:color w:val="A8470A"/>
+        </w:rPr>
         <w:pStyle w:val="Heading1"/>
         <w:widowControl/>
         <w:keepNext/>
       </w:pPr>
       <w:r>
+        <w:rPr>
+          <w:color w:val="A8470A"/>
+        </w:rPr>
         <w:t xml:space="preserve">V12 revision note</w:t>
       </w:r>
     </w:p>
@@ -16094,7 +16490,7 @@
         <w:bottom w:val="single" w:sz="24" w:space="0" w:color="E84C22" w:themeColor="accent1"/>
         <w:right w:val="single" w:sz="24" w:space="0" w:color="E84C22" w:themeColor="accent1"/>
       </w:pBdr>
-      <w:shd w:val="clear" w:color="auto" w:fill="E84C22" w:themeFill="accent1"/>
+      <w:shd w:val="clear" w:fill="FFFFFF"/>
       <w:spacing w:after="0"/>
       <w:outlineLvl w:val="0"/>
     </w:pPr>
@@ -16102,7 +16498,7 @@
       <w:b/>
       <w:bCs/>
       <w:caps/>
-      <w:color w:val="FFFFFF" w:themeColor="background1"/>
+      <w:color w:val="A8470A"/>
       <w:spacing w:val="15"/>
       <w:sz w:val="22"/>
       <w:szCs w:val="22"/>
@@ -16124,7 +16520,7 @@
         <w:bottom w:val="single" w:sz="24" w:space="0" w:color="FADAD2" w:themeColor="accent1" w:themeTint="33"/>
         <w:right w:val="single" w:sz="24" w:space="0" w:color="FADAD2" w:themeColor="accent1" w:themeTint="33"/>
       </w:pBdr>
-      <w:shd w:val="clear" w:color="auto" w:fill="FADAD2" w:themeFill="accent1" w:themeFillTint="33"/>
+      <w:shd w:val="clear" w:fill="FFFFFF"/>
       <w:spacing w:after="0"/>
       <w:outlineLvl w:val="1"/>
     </w:pPr>
@@ -16133,6 +16529,7 @@
       <w:spacing w:val="15"/>
       <w:sz w:val="22"/>
       <w:szCs w:val="22"/>
+      <w:color w:val="A8470A"/>
     </w:rPr>
   </w:style>
   <w:style w:type="paragraph" w:styleId="Heading3">
@@ -16154,7 +16551,7 @@
     </w:pPr>
     <w:rPr>
       <w:caps/>
-      <w:color w:val="77230C" w:themeColor="accent1" w:themeShade="7F"/>
+      <w:color w:val="A8470A"/>
       <w:spacing w:val="15"/>
       <w:sz w:val="22"/>
       <w:szCs w:val="22"/>
@@ -16180,7 +16577,7 @@
     </w:pPr>
     <w:rPr>
       <w:caps/>
-      <w:color w:val="B43412" w:themeColor="accent1" w:themeShade="BF"/>
+      <w:color w:val="A8470A"/>
       <w:spacing w:val="10"/>
       <w:sz w:val="22"/>
       <w:szCs w:val="22"/>
@@ -16205,7 +16602,7 @@
     </w:pPr>
     <w:rPr>
       <w:caps/>
-      <w:color w:val="B43412" w:themeColor="accent1" w:themeShade="BF"/>
+      <w:color w:val="A8470A"/>
       <w:spacing w:val="10"/>
       <w:sz w:val="22"/>
       <w:szCs w:val="22"/>
@@ -16230,7 +16627,7 @@
     </w:pPr>
     <w:rPr>
       <w:caps/>
-      <w:color w:val="B43412" w:themeColor="accent1" w:themeShade="BF"/>
+      <w:color w:val="A8470A"/>
       <w:spacing w:val="10"/>
       <w:sz w:val="22"/>
       <w:szCs w:val="22"/>
@@ -16252,7 +16649,7 @@
     </w:pPr>
     <w:rPr>
       <w:caps/>
-      <w:color w:val="B43412" w:themeColor="accent1" w:themeShade="BF"/>
+      <w:color w:val="A8470A"/>
       <w:spacing w:val="10"/>
       <w:sz w:val="22"/>
       <w:szCs w:val="22"/>
@@ -16277,6 +16674,7 @@
       <w:spacing w:val="10"/>
       <w:sz w:val="18"/>
       <w:szCs w:val="18"/>
+      <w:color w:val="A8470A"/>
     </w:rPr>
   </w:style>
   <w:style w:type="paragraph" w:styleId="Heading9">
@@ -16299,6 +16697,7 @@
       <w:spacing w:val="10"/>
       <w:sz w:val="18"/>
       <w:szCs w:val="18"/>
+      <w:color w:val="A8470A"/>
     </w:rPr>
   </w:style>
   <w:style w:type="character" w:default="1" w:styleId="DefaultParagraphFont">
@@ -16341,7 +16740,7 @@
     </w:pPr>
     <w:rPr>
       <w:caps/>
-      <w:color w:val="E84C22" w:themeColor="accent1"/>
+      <w:color w:val="A8470A"/>
       <w:spacing w:val="10"/>
       <w:kern w:val="28"/>
       <w:sz w:val="52"/>
@@ -16414,6 +16813,7 @@
     </w:rPr>
   </w:style>
   <w:style w:type="character" w:customStyle="1" w:styleId="Heading1Char">
+    <w:pPr/>
     <w:name w:val="Heading 1 Char"/>
     <w:basedOn w:val="DefaultParagraphFont"/>
     <w:link w:val="Heading1"/>
@@ -16423,12 +16823,13 @@
       <w:b/>
       <w:bCs/>
       <w:caps/>
-      <w:color w:val="FFFFFF" w:themeColor="background1"/>
+      <w:color w:val="A8470A"/>
       <w:spacing w:val="15"/>
       <w:shd w:val="clear" w:color="auto" w:fill="E84C22" w:themeFill="accent1"/>
     </w:rPr>
   </w:style>
   <w:style w:type="character" w:customStyle="1" w:styleId="Heading2Char">
+    <w:pPr/>
     <w:name w:val="Heading 2 Char"/>
     <w:basedOn w:val="DefaultParagraphFont"/>
     <w:link w:val="Heading2"/>
@@ -16438,9 +16839,11 @@
       <w:caps/>
       <w:spacing w:val="15"/>
       <w:shd w:val="clear" w:color="auto" w:fill="FADAD2" w:themeFill="accent1" w:themeFillTint="33"/>
+      <w:color w:val="A8470A"/>
     </w:rPr>
   </w:style>
   <w:style w:type="character" w:customStyle="1" w:styleId="Heading3Char">
+    <w:pPr/>
     <w:name w:val="Heading 3 Char"/>
     <w:basedOn w:val="DefaultParagraphFont"/>
     <w:link w:val="Heading3"/>
@@ -16448,11 +16851,12 @@
     <w:rsid w:val="008C56FB"/>
     <w:rPr>
       <w:caps/>
-      <w:color w:val="77230C" w:themeColor="accent1" w:themeShade="7F"/>
+      <w:color w:val="A8470A"/>
       <w:spacing w:val="15"/>
     </w:rPr>
   </w:style>
   <w:style w:type="character" w:customStyle="1" w:styleId="Heading4Char">
+    <w:pPr/>
     <w:name w:val="Heading 4 Char"/>
     <w:basedOn w:val="DefaultParagraphFont"/>
     <w:link w:val="Heading4"/>
@@ -16461,11 +16865,12 @@
     <w:rsid w:val="008C56FB"/>
     <w:rPr>
       <w:caps/>
-      <w:color w:val="B43412" w:themeColor="accent1" w:themeShade="BF"/>
+      <w:color w:val="A8470A"/>
       <w:spacing w:val="10"/>
     </w:rPr>
   </w:style>
   <w:style w:type="character" w:customStyle="1" w:styleId="Heading5Char">
+    <w:pPr/>
     <w:name w:val="Heading 5 Char"/>
     <w:basedOn w:val="DefaultParagraphFont"/>
     <w:link w:val="Heading5"/>
@@ -16474,11 +16879,12 @@
     <w:rsid w:val="008C56FB"/>
     <w:rPr>
       <w:caps/>
-      <w:color w:val="B43412" w:themeColor="accent1" w:themeShade="BF"/>
+      <w:color w:val="A8470A"/>
       <w:spacing w:val="10"/>
     </w:rPr>
   </w:style>
   <w:style w:type="character" w:customStyle="1" w:styleId="Heading6Char">
+    <w:pPr/>
     <w:name w:val="Heading 6 Char"/>
     <w:basedOn w:val="DefaultParagraphFont"/>
     <w:link w:val="Heading6"/>
@@ -16487,11 +16893,12 @@
     <w:rsid w:val="008C56FB"/>
     <w:rPr>
       <w:caps/>
-      <w:color w:val="B43412" w:themeColor="accent1" w:themeShade="BF"/>
+      <w:color w:val="A8470A"/>
       <w:spacing w:val="10"/>
     </w:rPr>
   </w:style>
   <w:style w:type="character" w:customStyle="1" w:styleId="Heading7Char">
+    <w:pPr/>
     <w:name w:val="Heading 7 Char"/>
     <w:basedOn w:val="DefaultParagraphFont"/>
     <w:link w:val="Heading7"/>
@@ -16500,11 +16907,12 @@
     <w:rsid w:val="008C56FB"/>
     <w:rPr>
       <w:caps/>
-      <w:color w:val="B43412" w:themeColor="accent1" w:themeShade="BF"/>
+      <w:color w:val="A8470A"/>
       <w:spacing w:val="10"/>
     </w:rPr>
   </w:style>
   <w:style w:type="character" w:customStyle="1" w:styleId="Heading8Char">
+    <w:pPr/>
     <w:name w:val="Heading 8 Char"/>
     <w:basedOn w:val="DefaultParagraphFont"/>
     <w:link w:val="Heading8"/>
@@ -16516,9 +16924,11 @@
       <w:spacing w:val="10"/>
       <w:sz w:val="18"/>
       <w:szCs w:val="18"/>
+      <w:color w:val="A8470A"/>
     </w:rPr>
   </w:style>
   <w:style w:type="character" w:customStyle="1" w:styleId="Heading9Char">
+    <w:pPr/>
     <w:name w:val="Heading 9 Char"/>
     <w:basedOn w:val="DefaultParagraphFont"/>
     <w:link w:val="Heading9"/>
@@ -16531,6 +16941,7 @@
       <w:spacing w:val="10"/>
       <w:sz w:val="18"/>
       <w:szCs w:val="18"/>
+      <w:color w:val="A8470A"/>
     </w:rPr>
   </w:style>
   <w:style w:type="paragraph" w:styleId="Caption">
@@ -16551,6 +16962,7 @@
     </w:rPr>
   </w:style>
   <w:style w:type="character" w:customStyle="1" w:styleId="TitleChar">
+    <w:pPr/>
     <w:name w:val="Title Char"/>
     <w:basedOn w:val="DefaultParagraphFont"/>
     <w:link w:val="Title"/>
@@ -16558,7 +16970,7 @@
     <w:rsid w:val="008C56FB"/>
     <w:rPr>
       <w:caps/>
-      <w:color w:val="E84C22" w:themeColor="accent1"/>
+      <w:color w:val="A8470A"/>
       <w:spacing w:val="10"/>
       <w:kern w:val="28"/>
       <w:sz w:val="52"/>
@@ -16578,13 +16990,14 @@
     </w:pPr>
     <w:rPr>
       <w:caps/>
-      <w:color w:val="595959" w:themeColor="text1" w:themeTint="A6"/>
+      <w:color w:val="A8470A"/>
       <w:spacing w:val="10"/>
       <w:sz w:val="24"/>
       <w:szCs w:val="24"/>
     </w:rPr>
   </w:style>
   <w:style w:type="character" w:customStyle="1" w:styleId="SubtitleChar">
+    <w:pPr/>
     <w:name w:val="Subtitle Char"/>
     <w:basedOn w:val="DefaultParagraphFont"/>
     <w:link w:val="Subtitle"/>
@@ -16592,7 +17005,7 @@
     <w:rsid w:val="008C56FB"/>
     <w:rPr>
       <w:caps/>
-      <w:color w:val="595959" w:themeColor="text1" w:themeTint="A6"/>
+      <w:color w:val="A8470A"/>
       <w:spacing w:val="10"/>
       <w:sz w:val="24"/>
       <w:szCs w:val="24"/>
@@ -16780,6 +17193,9 @@
     </w:pPr>
   </w:style>
   <w:style w:type="paragraph" w:styleId="Header">
+    <w:rPr>
+      <w:color w:val="A8470A"/>
+    </w:rPr>
     <w:name w:val="header"/>
     <w:basedOn w:val="Normal"/>
     <w:link w:val="HeaderChar"/>
@@ -16795,6 +17211,7 @@
     </w:pPr>
   </w:style>
   <w:style w:type="character" w:customStyle="1" w:styleId="HeaderChar">
+    <w:pPr/>
     <w:name w:val="Header Char"/>
     <w:basedOn w:val="DefaultParagraphFont"/>
     <w:link w:val="Header"/>
@@ -16803,6 +17220,7 @@
     <w:rPr>
       <w:sz w:val="20"/>
       <w:szCs w:val="20"/>
+      <w:color w:val="A8470A"/>
     </w:rPr>
   </w:style>
   <w:style w:type="paragraph" w:styleId="Footer">

--- a/evidence/2026-10-25/docs/04_CRLM_High_Risk_Protocol_v12.docx
+++ b/evidence/2026-10-25/docs/04_CRLM_High_Risk_Protocol_v12.docx
@@ -15,7 +15,7 @@
         <w:rPr>
           <w:color w:val="A8470A"/>
         </w:rPr>
-        <w:t xml:space="preserve">UTHealth Houston and Memorial Hermann High Risk Liver Transplant Protocol for Colorectal Liver Metastases V12</w:t>
+        <w:t xml:space="preserve">UTHealth Houston and Memorial Hermann High Risk Liver Transplant Protocol for Colorectal Liver Metastases</w:t>
       </w:r>
     </w:p>
     <w:p>
@@ -8438,6 +8438,288 @@
         <w:rPr>
           <w:color w:val="A8470A"/>
         </w:rPr>
+        <w:pStyle w:val="Heading3"/>
+        <w:widowControl/>
+        <w:keepNext/>
+      </w:pPr>
+      <w:r>
+        <w:rPr>
+          <w:color w:val="A8470A"/>
+        </w:rPr>
+        <w:t xml:space="preserve">Systemic treatment evidence and transplant boundaries</w:t>
+      </w:r>
+    </w:p>
+    <w:p>
+      <w:pPr>
+        <w:pStyle w:val="Normal"/>
+        <w:widowControl/>
+        <w:spacing w:after="120"/>
+      </w:pPr>
+      <w:r>
+        <w:t xml:space="preserve">Later-line efficacy does not define persistent unresectability. HPB MDT must document why complete clearance of every original disease site cannot be achieved with a credible resection/ablation strategy, liver reserve and staged options. Treated/nonviable lesions alone are not proof of active unresectable disease. Preserve all biology, extrahepatic and allocation gates.</w:t>
+      </w:r>
+    </w:p>
+    <w:p>
+      <w:pPr>
+        <w:rPr>
+          <w:color w:val="A8470A"/>
+        </w:rPr>
+        <w:pStyle w:val="Heading4"/>
+        <w:widowControl/>
+        <w:keepNext/>
+      </w:pPr>
+      <w:r>
+        <w:rPr>
+          <w:color w:val="A8470A"/>
+        </w:rPr>
+        <w:t xml:space="preserve">MOUNTAINEER final: HER2-positive CRC</w:t>
+      </w:r>
+    </w:p>
+    <w:p>
+      <w:pPr>
+        <w:pStyle w:val="Normal"/>
+        <w:widowControl/>
+        <w:spacing w:after="120"/>
+      </w:pPr>
+      <w:r>
+        <w:t xml:space="preserve">Use local validated HER2 IHC3+, IHC2+/ISH+, or qualifying tissue amplification with RAS wild type and prior-treatment review. A negative plasma result may require tissue testing. Response can prompt HPB reassessment but does not establish persistent unresectability or transplant benefit.</w:t>
+      </w:r>
+      <w:r>
+        <w:t xml:space="preserve"> </w:t>
+      </w:r>
+      <w:r>
+        <w:fldChar w:fldCharType="begin"/>
+      </w:r>
+      <w:r>
+        <w:instrText xml:space="preserve"> ADDIN EN.CITE </w:instrText>
+      </w:r>
+      <w:r>
+        <w:fldChar w:fldCharType="begin">
+          <w:fldData>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</w:fldData>
+        </w:fldChar>
+      </w:r>
+      <w:r>
+        <w:instrText xml:space="preserve"> ADDIN EN.CITE.DATA </w:instrText>
+      </w:r>
+      <w:r>
+        <w:fldChar w:fldCharType="end"/>
+      </w:r>
+      <w:r>
+        <w:fldChar w:fldCharType="separate"/>
+      </w:r>
+      <w:r>
+        <w:t xml:space="preserve">[V12-32]</w:t>
+      </w:r>
+      <w:r>
+        <w:fldChar w:fldCharType="end"/>
+      </w:r>
+      <w:r>
+        <w:br/>
+      </w:r>
+      <w:hyperlink r:id="rId153">
+        <w:r>
+          <w:rPr>
+            <w:color w:val="0563C1"/>
+            <w:u w:val="single"/>
+          </w:rPr>
+          <w:t>Source</w:t>
+        </w:r>
+      </w:hyperlink>
+      <w:r>
+        <w:t xml:space="preserve"> · </w:t>
+      </w:r>
+      <w:hyperlink r:id="rId154">
+        <w:r>
+          <w:rPr>
+            <w:color w:val="0563C1"/>
+            <w:u w:val="single"/>
+          </w:rPr>
+          <w:t>PDF</w:t>
+        </w:r>
+      </w:hyperlink>
+    </w:p>
+    <w:p>
+      <w:pPr>
+        <w:rPr>
+          <w:color w:val="A8470A"/>
+        </w:rPr>
+        <w:pStyle w:val="Heading4"/>
+        <w:widowControl/>
+        <w:keepNext/>
+      </w:pPr>
+      <w:r>
+        <w:rPr>
+          <w:color w:val="A8470A"/>
+        </w:rPr>
+        <w:t xml:space="preserve">SUNLIGHT: FTD/TPI plus bevacizumab</w:t>
+      </w:r>
+    </w:p>
+    <w:p>
+      <w:pPr>
+        <w:pStyle w:val="Normal"/>
+        <w:widowControl/>
+        <w:spacing w:after="120"/>
+      </w:pPr>
+      <w:r>
+        <w:t xml:space="preserve">Offer a later-line disease-control option when marrow reserve and anti-VEGF safety permit. Record bleeding, wound-healing and operative timing; do not translate disease control automatically into LT eligibility.</w:t>
+      </w:r>
+      <w:r>
+        <w:t xml:space="preserve"> </w:t>
+      </w:r>
+      <w:r>
+        <w:fldChar w:fldCharType="begin"/>
+      </w:r>
+      <w:r>
+        <w:instrText xml:space="preserve"> ADDIN EN.CITE </w:instrText>
+      </w:r>
+      <w:r>
+        <w:fldChar w:fldCharType="begin">
+          <w:fldData>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</w:fldData>
+        </w:fldChar>
+      </w:r>
+      <w:r>
+        <w:instrText xml:space="preserve"> ADDIN EN.CITE.DATA </w:instrText>
+      </w:r>
+      <w:r>
+        <w:fldChar w:fldCharType="end"/>
+      </w:r>
+      <w:r>
+        <w:fldChar w:fldCharType="separate"/>
+      </w:r>
+      <w:r>
+        <w:t xml:space="preserve">[V12-33]</w:t>
+      </w:r>
+      <w:r>
+        <w:fldChar w:fldCharType="end"/>
+      </w:r>
+      <w:r>
+        <w:br/>
+      </w:r>
+      <w:hyperlink r:id="rId155">
+        <w:r>
+          <w:rPr>
+            <w:color w:val="0563C1"/>
+            <w:u w:val="single"/>
+          </w:rPr>
+          <w:t>Source</w:t>
+        </w:r>
+      </w:hyperlink>
+      <w:r>
+        <w:t xml:space="preserve"> · </w:t>
+      </w:r>
+      <w:hyperlink r:id="rId156">
+        <w:r>
+          <w:rPr>
+            <w:color w:val="0563C1"/>
+            <w:u w:val="single"/>
+          </w:rPr>
+          <w:t>PDF</w:t>
+        </w:r>
+      </w:hyperlink>
+    </w:p>
+    <w:p>
+      <w:pPr>
+        <w:rPr>
+          <w:color w:val="A8470A"/>
+        </w:rPr>
+        <w:pStyle w:val="Heading4"/>
+        <w:widowControl/>
+        <w:keepNext/>
+      </w:pPr>
+      <w:r>
+        <w:rPr>
+          <w:color w:val="A8470A"/>
+        </w:rPr>
+        <w:t xml:space="preserve">FRESCO-2: fruquintinib</w:t>
+      </w:r>
+    </w:p>
+    <w:p>
+      <w:pPr>
+        <w:pStyle w:val="Normal"/>
+        <w:widowControl/>
+        <w:spacing w:after="120"/>
+      </w:pPr>
+      <w:r>
+        <w:t xml:space="preserve">Retain a later-line option with BP, proteinuria, hand–foot, bleeding/perforation and operative safety assessment. Not an evidence-based curative conversion strategy or new transplant-selection route.</w:t>
+      </w:r>
+      <w:r>
+        <w:t xml:space="preserve"> </w:t>
+      </w:r>
+      <w:r>
+        <w:fldChar w:fldCharType="begin"/>
+      </w:r>
+      <w:r>
+        <w:instrText xml:space="preserve"> ADDIN EN.CITE </w:instrText>
+      </w:r>
+      <w:r>
+        <w:fldChar w:fldCharType="begin">
+          <w:fldData>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</w:fldData>
+        </w:fldChar>
+      </w:r>
+      <w:r>
+        <w:instrText xml:space="preserve"> ADDIN EN.CITE.DATA </w:instrText>
+      </w:r>
+      <w:r>
+        <w:fldChar w:fldCharType="end"/>
+      </w:r>
+      <w:r>
+        <w:fldChar w:fldCharType="separate"/>
+      </w:r>
+      <w:r>
+        <w:t xml:space="preserve">[V12-34]</w:t>
+      </w:r>
+      <w:r>
+        <w:fldChar w:fldCharType="end"/>
+      </w:r>
+      <w:r>
+        <w:br/>
+      </w:r>
+      <w:hyperlink r:id="rId157">
+        <w:r>
+          <w:rPr>
+            <w:color w:val="0563C1"/>
+            <w:u w:val="single"/>
+          </w:rPr>
+          <w:t>Source</w:t>
+        </w:r>
+      </w:hyperlink>
+      <w:r>
+        <w:t xml:space="preserve"> · </w:t>
+      </w:r>
+      <w:hyperlink r:id="rId158">
+        <w:r>
+          <w:rPr>
+            <w:color w:val="0563C1"/>
+            <w:u w:val="single"/>
+          </w:rPr>
+          <w:t>PDF</w:t>
+        </w:r>
+      </w:hyperlink>
+    </w:p>
+    <w:p>
+      <w:pPr>
+        <w:pStyle w:val="Normal"/>
+        <w:widowControl/>
+        <w:spacing w:after="120"/>
+      </w:pPr>
+      <w:r>
+        <w:t xml:space="preserve">Treatment comparisons and detailed regimen evidence: </w:t>
+      </w:r>
+      <w:hyperlink r:id="rId152">
+        <w:r>
+          <w:rPr>
+            <w:color w:val="0563C1"/>
+            <w:u w:val="single"/>
+          </w:rPr>
+          <w:t>Cross-tumor systemic matrix</w:t>
+        </w:r>
+      </w:hyperlink>
+    </w:p>
+    <w:p>
+      <w:pPr>
+        <w:rPr>
+          <w:color w:val="A8470A"/>
+        </w:rPr>
         <w:pStyle w:val="Heading2"/>
         <w:keepNext/>
         <w:widowControl/>
@@ -14365,288 +14647,6 @@
         <w:rPr>
           <w:color w:val="A8470A"/>
         </w:rPr>
-        <w:t xml:space="preserve">V12 evidence-integrated treatment and reassessment</w:t>
-      </w:r>
-    </w:p>
-    <w:p>
-      <w:pPr>
-        <w:pStyle w:val="Normal"/>
-        <w:widowControl/>
-        <w:spacing w:after="120"/>
-      </w:pPr>
-      <w:r>
-        <w:t xml:space="preserve">Later-line efficacy does not define persistent unresectability. HPB MDT must document why complete clearance of every original disease site cannot be achieved with a credible resection/ablation strategy, liver reserve and staged options. Treated/nonviable lesions alone are not proof of active unresectable disease. Preserve all biology, extrahepatic and allocation gates.</w:t>
-      </w:r>
-    </w:p>
-    <w:p>
-      <w:pPr>
-        <w:rPr>
-          <w:color w:val="A8470A"/>
-        </w:rPr>
-        <w:pStyle w:val="Heading2"/>
-        <w:widowControl/>
-        <w:keepNext/>
-      </w:pPr>
-      <w:r>
-        <w:rPr>
-          <w:color w:val="A8470A"/>
-        </w:rPr>
-        <w:t xml:space="preserve">MOUNTAINEER final: HER2-positive CRC</w:t>
-      </w:r>
-    </w:p>
-    <w:p>
-      <w:pPr>
-        <w:pStyle w:val="Normal"/>
-        <w:widowControl/>
-        <w:spacing w:after="120"/>
-      </w:pPr>
-      <w:r>
-        <w:t xml:space="preserve">Use local validated HER2 IHC3+, IHC2+/ISH+, or qualifying tissue amplification with RAS wild type and prior-treatment review. A negative plasma result may require tissue testing. Response can prompt HPB reassessment but does not establish persistent unresectability or transplant benefit.</w:t>
-      </w:r>
-      <w:r>
-        <w:t xml:space="preserve"> </w:t>
-      </w:r>
-      <w:r>
-        <w:fldChar w:fldCharType="begin"/>
-      </w:r>
-      <w:r>
-        <w:instrText xml:space="preserve"> ADDIN EN.CITE </w:instrText>
-      </w:r>
-      <w:r>
-        <w:fldChar w:fldCharType="begin">
-          <w:fldData>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</w:fldData>
-        </w:fldChar>
-      </w:r>
-      <w:r>
-        <w:instrText xml:space="preserve"> ADDIN EN.CITE.DATA </w:instrText>
-      </w:r>
-      <w:r>
-        <w:fldChar w:fldCharType="end"/>
-      </w:r>
-      <w:r>
-        <w:fldChar w:fldCharType="separate"/>
-      </w:r>
-      <w:r>
-        <w:t xml:space="preserve">[V12-32]</w:t>
-      </w:r>
-      <w:r>
-        <w:fldChar w:fldCharType="end"/>
-      </w:r>
-      <w:r>
-        <w:br/>
-      </w:r>
-      <w:hyperlink r:id="rId153">
-        <w:r>
-          <w:rPr>
-            <w:color w:val="0563C1"/>
-            <w:u w:val="single"/>
-          </w:rPr>
-          <w:t>Source</w:t>
-        </w:r>
-      </w:hyperlink>
-      <w:r>
-        <w:t xml:space="preserve"> · </w:t>
-      </w:r>
-      <w:hyperlink r:id="rId154">
-        <w:r>
-          <w:rPr>
-            <w:color w:val="0563C1"/>
-            <w:u w:val="single"/>
-          </w:rPr>
-          <w:t>PDF</w:t>
-        </w:r>
-      </w:hyperlink>
-    </w:p>
-    <w:p>
-      <w:pPr>
-        <w:rPr>
-          <w:color w:val="A8470A"/>
-        </w:rPr>
-        <w:pStyle w:val="Heading2"/>
-        <w:widowControl/>
-        <w:keepNext/>
-      </w:pPr>
-      <w:r>
-        <w:rPr>
-          <w:color w:val="A8470A"/>
-        </w:rPr>
-        <w:t xml:space="preserve">SUNLIGHT: FTD/TPI plus bevacizumab</w:t>
-      </w:r>
-    </w:p>
-    <w:p>
-      <w:pPr>
-        <w:pStyle w:val="Normal"/>
-        <w:widowControl/>
-        <w:spacing w:after="120"/>
-      </w:pPr>
-      <w:r>
-        <w:t xml:space="preserve">Offer a later-line disease-control option when marrow reserve and anti-VEGF safety permit. Record bleeding, wound-healing and operative timing; do not translate disease control automatically into LT eligibility.</w:t>
-      </w:r>
-      <w:r>
-        <w:t xml:space="preserve"> </w:t>
-      </w:r>
-      <w:r>
-        <w:fldChar w:fldCharType="begin"/>
-      </w:r>
-      <w:r>
-        <w:instrText xml:space="preserve"> ADDIN EN.CITE </w:instrText>
-      </w:r>
-      <w:r>
-        <w:fldChar w:fldCharType="begin">
-          <w:fldData>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</w:fldData>
-        </w:fldChar>
-      </w:r>
-      <w:r>
-        <w:instrText xml:space="preserve"> ADDIN EN.CITE.DATA </w:instrText>
-      </w:r>
-      <w:r>
-        <w:fldChar w:fldCharType="end"/>
-      </w:r>
-      <w:r>
-        <w:fldChar w:fldCharType="separate"/>
-      </w:r>
-      <w:r>
-        <w:t xml:space="preserve">[V12-33]</w:t>
-      </w:r>
-      <w:r>
-        <w:fldChar w:fldCharType="end"/>
-      </w:r>
-      <w:r>
-        <w:br/>
-      </w:r>
-      <w:hyperlink r:id="rId155">
-        <w:r>
-          <w:rPr>
-            <w:color w:val="0563C1"/>
-            <w:u w:val="single"/>
-          </w:rPr>
-          <w:t>Source</w:t>
-        </w:r>
-      </w:hyperlink>
-      <w:r>
-        <w:t xml:space="preserve"> · </w:t>
-      </w:r>
-      <w:hyperlink r:id="rId156">
-        <w:r>
-          <w:rPr>
-            <w:color w:val="0563C1"/>
-            <w:u w:val="single"/>
-          </w:rPr>
-          <w:t>PDF</w:t>
-        </w:r>
-      </w:hyperlink>
-    </w:p>
-    <w:p>
-      <w:pPr>
-        <w:rPr>
-          <w:color w:val="A8470A"/>
-        </w:rPr>
-        <w:pStyle w:val="Heading2"/>
-        <w:widowControl/>
-        <w:keepNext/>
-      </w:pPr>
-      <w:r>
-        <w:rPr>
-          <w:color w:val="A8470A"/>
-        </w:rPr>
-        <w:t xml:space="preserve">FRESCO-2: fruquintinib</w:t>
-      </w:r>
-    </w:p>
-    <w:p>
-      <w:pPr>
-        <w:pStyle w:val="Normal"/>
-        <w:widowControl/>
-        <w:spacing w:after="120"/>
-      </w:pPr>
-      <w:r>
-        <w:t xml:space="preserve">Retain a later-line option with BP, proteinuria, hand–foot, bleeding/perforation and operative safety assessment. Not an evidence-based curative conversion strategy or new transplant-selection route.</w:t>
-      </w:r>
-      <w:r>
-        <w:t xml:space="preserve"> </w:t>
-      </w:r>
-      <w:r>
-        <w:fldChar w:fldCharType="begin"/>
-      </w:r>
-      <w:r>
-        <w:instrText xml:space="preserve"> ADDIN EN.CITE </w:instrText>
-      </w:r>
-      <w:r>
-        <w:fldChar w:fldCharType="begin">
-          <w:fldData>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</w:fldData>
-        </w:fldChar>
-      </w:r>
-      <w:r>
-        <w:instrText xml:space="preserve"> ADDIN EN.CITE.DATA </w:instrText>
-      </w:r>
-      <w:r>
-        <w:fldChar w:fldCharType="end"/>
-      </w:r>
-      <w:r>
-        <w:fldChar w:fldCharType="separate"/>
-      </w:r>
-      <w:r>
-        <w:t xml:space="preserve">[V12-34]</w:t>
-      </w:r>
-      <w:r>
-        <w:fldChar w:fldCharType="end"/>
-      </w:r>
-      <w:r>
-        <w:br/>
-      </w:r>
-      <w:hyperlink r:id="rId157">
-        <w:r>
-          <w:rPr>
-            <w:color w:val="0563C1"/>
-            <w:u w:val="single"/>
-          </w:rPr>
-          <w:t>Source</w:t>
-        </w:r>
-      </w:hyperlink>
-      <w:r>
-        <w:t xml:space="preserve"> · </w:t>
-      </w:r>
-      <w:hyperlink r:id="rId158">
-        <w:r>
-          <w:rPr>
-            <w:color w:val="0563C1"/>
-            <w:u w:val="single"/>
-          </w:rPr>
-          <w:t>PDF</w:t>
-        </w:r>
-      </w:hyperlink>
-    </w:p>
-    <w:p>
-      <w:pPr>
-        <w:pStyle w:val="Normal"/>
-        <w:widowControl/>
-        <w:spacing w:after="120"/>
-      </w:pPr>
-      <w:r>
-        <w:t xml:space="preserve">Treatment comparisons and detailed regimen evidence: </w:t>
-      </w:r>
-      <w:hyperlink r:id="rId152">
-        <w:r>
-          <w:rPr>
-            <w:color w:val="0563C1"/>
-            <w:u w:val="single"/>
-          </w:rPr>
-          <w:t>Cross-tumor systemic matrix</w:t>
-        </w:r>
-      </w:hyperlink>
-    </w:p>
-    <w:p>
-      <w:pPr>
-        <w:rPr>
-          <w:color w:val="A8470A"/>
-        </w:rPr>
-        <w:pStyle w:val="Heading1"/>
-        <w:widowControl/>
-        <w:keepNext/>
-      </w:pPr>
-      <w:r>
-        <w:rPr>
-          <w:color w:val="A8470A"/>
-        </w:rPr>
         <w:t xml:space="preserve">References</w:t>
       </w:r>
     </w:p>
@@ -15813,7 +15813,7 @@
         <w:rPr>
           <w:color w:val="A8470A"/>
         </w:rPr>
-        <w:t xml:space="preserve">V12 revision note</w:t>
+        <w:t xml:space="preserve">Revision history</w:t>
       </w:r>
     </w:p>
     <w:p>
@@ -15834,6 +15834,14 @@
       </w:pPr>
       <w:r>
         <w:t xml:space="preserve">Review scope: all pages of the 14 newly supplied main PDFs were read; separately linked supplements and every older retained reference were not reread. Existing formatting and prior material are retained. New clinical proposals remain OPEN. Live EndNote field structures and document-specific XML/RIS exports are included; native Word/EndNote CWYW execution has not been verified.</w:t>
+      </w:r>
+    </w:p>
+    <w:p>
+      <w:pPr>
+        <w:pStyle w:val="Normal"/>
+      </w:pPr>
+      <w:r>
+        <w:t>26 October 2026, 09:30 CDT. Presentation revision: removed release-specific emphasis and grouped evidence with the clinical question it informs. Website navigation is separate from patient findings; selecting a topic or opening a care plan does not establish eligibility. Clinical thresholds, negative results, uncertainty, source links, EndNote field data and OPEN decision status are retained.</w:t>
       </w:r>
     </w:p>
     <w:sectPr>
